--- a/Agreement Template 1.docx
+++ b/Agreement Template 1.docx
@@ -918,7 +918,21 @@
           <w:b/>
           <w:highlight w:val="yellow"/>
         </w:rPr>
-        <w:t>{{CLIENT NAME}}</w:t>
+        <w:t>{{CLIENT</w:t>
+      </w:r>
+      <w:r>
+        <w:rPr>
+          <w:b/>
+          <w:highlight w:val="yellow"/>
+        </w:rPr>
+        <w:t xml:space="preserve"> </w:t>
+      </w:r>
+      <w:r>
+        <w:rPr>
+          <w:b/>
+          <w:highlight w:val="yellow"/>
+        </w:rPr>
+        <w:t>NAME}}</w:t>
       </w:r>
     </w:p>
     <w:p>
@@ -1586,16 +1600,8 @@
           <w:szCs w:val="20"/>
           <w:highlight w:val="yellow"/>
         </w:rPr>
-        <w:t>{{CLIENT NAME}}</w:t>
-      </w:r>
-      <w:r>
-        <w:rPr>
-          <w:sz w:val="20"/>
-          <w:szCs w:val="20"/>
-        </w:rPr>
-        <w:t xml:space="preserve">, a company incorporated in </w:t>
-      </w:r>
-      <w:bookmarkStart w:id="1" w:name="_Hlk24018591"/>
+        <w:t>{{CLIENT</w:t>
+      </w:r>
       <w:r>
         <w:rPr>
           <w:b/>
@@ -1604,7 +1610,7 @@
           <w:szCs w:val="20"/>
           <w:highlight w:val="yellow"/>
         </w:rPr>
-        <w:t>{{CLIENT COUNTRY}}</w:t>
+        <w:t xml:space="preserve"> </w:t>
       </w:r>
       <w:r>
         <w:rPr>
@@ -1612,31 +1618,18 @@
           <w:bCs/>
           <w:sz w:val="20"/>
           <w:szCs w:val="20"/>
-        </w:rPr>
-        <w:t>,</w:t>
-      </w:r>
-      <w:r>
-        <w:rPr>
-          <w:sz w:val="20"/>
-          <w:szCs w:val="20"/>
-        </w:rPr>
-        <w:t xml:space="preserve"> </w:t>
-      </w:r>
-      <w:r>
-        <w:rPr>
-          <w:sz w:val="20"/>
-          <w:szCs w:val="20"/>
-        </w:rPr>
-        <w:t>(Company Registration No.:</w:t>
-      </w:r>
-      <w:r>
-        <w:rPr>
-          <w:sz w:val="20"/>
-          <w:szCs w:val="20"/>
-          <w:lang w:val="id-ID"/>
-        </w:rPr>
-        <w:t xml:space="preserve"> </w:t>
-      </w:r>
+          <w:highlight w:val="yellow"/>
+        </w:rPr>
+        <w:t>NAME}}</w:t>
+      </w:r>
+      <w:r>
+        <w:rPr>
+          <w:sz w:val="20"/>
+          <w:szCs w:val="20"/>
+        </w:rPr>
+        <w:t xml:space="preserve">, a company incorporated in </w:t>
+      </w:r>
+      <w:bookmarkStart w:id="1" w:name="_Hlk24018591"/>
       <w:r>
         <w:rPr>
           <w:b/>
@@ -1645,7 +1638,88 @@
           <w:szCs w:val="20"/>
           <w:highlight w:val="yellow"/>
         </w:rPr>
-        <w:t>{{REG N</w:t>
+        <w:t>{{CLIENT</w:t>
+      </w:r>
+      <w:r>
+        <w:rPr>
+          <w:b/>
+          <w:bCs/>
+          <w:sz w:val="20"/>
+          <w:szCs w:val="20"/>
+          <w:highlight w:val="yellow"/>
+        </w:rPr>
+        <w:t xml:space="preserve"> </w:t>
+      </w:r>
+      <w:r>
+        <w:rPr>
+          <w:b/>
+          <w:bCs/>
+          <w:sz w:val="20"/>
+          <w:szCs w:val="20"/>
+          <w:highlight w:val="yellow"/>
+        </w:rPr>
+        <w:t>COUNTRY}}</w:t>
+      </w:r>
+      <w:r>
+        <w:rPr>
+          <w:b/>
+          <w:bCs/>
+          <w:sz w:val="20"/>
+          <w:szCs w:val="20"/>
+        </w:rPr>
+        <w:t>,</w:t>
+      </w:r>
+      <w:r>
+        <w:rPr>
+          <w:sz w:val="20"/>
+          <w:szCs w:val="20"/>
+        </w:rPr>
+        <w:t xml:space="preserve"> </w:t>
+      </w:r>
+      <w:r>
+        <w:rPr>
+          <w:sz w:val="20"/>
+          <w:szCs w:val="20"/>
+        </w:rPr>
+        <w:t>(Company Registration No.:</w:t>
+      </w:r>
+      <w:r>
+        <w:rPr>
+          <w:sz w:val="20"/>
+          <w:szCs w:val="20"/>
+          <w:lang w:val="id-ID"/>
+        </w:rPr>
+        <w:t xml:space="preserve"> </w:t>
+      </w:r>
+      <w:r>
+        <w:rPr>
+          <w:b/>
+          <w:bCs/>
+          <w:sz w:val="20"/>
+          <w:szCs w:val="20"/>
+          <w:highlight w:val="yellow"/>
+        </w:rPr>
+        <w:t>{{REG</w:t>
+      </w:r>
+      <w:r>
+        <w:rPr>
+          <w:b/>
+          <w:bCs/>
+          <w:sz w:val="20"/>
+          <w:szCs w:val="20"/>
+          <w:highlight w:val="yellow"/>
+        </w:rPr>
+        <w:t xml:space="preserve"> </w:t>
+      </w:r>
+      <w:r>
+        <w:rPr>
+          <w:b/>
+          <w:bCs/>
+          <w:sz w:val="20"/>
+          <w:szCs w:val="20"/>
+          <w:highlight w:val="yellow"/>
+        </w:rPr>
+        <w:t>N</w:t>
       </w:r>
       <w:r>
         <w:rPr>
@@ -3916,7 +3990,27 @@
           <w:szCs w:val="20"/>
           <w:highlight w:val="yellow"/>
         </w:rPr>
-        <w:t>{{CREDIT TERM}}</w:t>
+        <w:t>{{CREDIT</w:t>
+      </w:r>
+      <w:r>
+        <w:rPr>
+          <w:b/>
+          <w:bCs/>
+          <w:sz w:val="20"/>
+          <w:szCs w:val="20"/>
+          <w:highlight w:val="yellow"/>
+        </w:rPr>
+        <w:t xml:space="preserve"> </w:t>
+      </w:r>
+      <w:r>
+        <w:rPr>
+          <w:b/>
+          <w:bCs/>
+          <w:sz w:val="20"/>
+          <w:szCs w:val="20"/>
+          <w:highlight w:val="yellow"/>
+        </w:rPr>
+        <w:t>TERM}}</w:t>
       </w:r>
       <w:r>
         <w:rPr>
@@ -4287,23 +4381,7 @@
           <w:sz w:val="20"/>
           <w:szCs w:val="20"/>
         </w:rPr>
-        <w:t xml:space="preserve">”). GOP means a letter of guarantee issued by the Counterparty in </w:t>
-      </w:r>
-      <w:proofErr w:type="spellStart"/>
-      <w:r>
-        <w:rPr>
-          <w:sz w:val="20"/>
-          <w:szCs w:val="20"/>
-        </w:rPr>
-        <w:t>favour</w:t>
-      </w:r>
-      <w:proofErr w:type="spellEnd"/>
-      <w:r>
-        <w:rPr>
-          <w:sz w:val="20"/>
-          <w:szCs w:val="20"/>
-        </w:rPr>
-        <w:t xml:space="preserve"> of Ulink Assist, in a form substantially similar to Schedule C, whereby Counterparty undertakes to pay all amounts due from Ulink Assist pertaining to the Medical Charges of such Patient to the relevant healthcare provider under such LOG;</w:t>
+        <w:t>”). GOP means a letter of guarantee issued by the Counterparty in favour of Ulink Assist, in a form substantially similar to Schedule C, whereby Counterparty undertakes to pay all amounts due from Ulink Assist pertaining to the Medical Charges of such Patient to the relevant healthcare provider under such LOG;</w:t>
       </w:r>
     </w:p>
     <w:p>
@@ -4557,51 +4635,7 @@
                 <w:lang w:val="id-ID" w:eastAsia="en-SG"/>
               </w:rPr>
               <w:lastRenderedPageBreak/>
-              <w:t xml:space="preserve">Total </w:t>
-            </w:r>
-            <w:proofErr w:type="spellStart"/>
-            <w:r>
-              <w:rPr>
-                <w:b/>
-                <w:bCs/>
-                <w:sz w:val="20"/>
-                <w:szCs w:val="20"/>
-                <w:lang w:val="id-ID" w:eastAsia="en-SG"/>
-              </w:rPr>
-              <w:t>Guaranteed</w:t>
-            </w:r>
-            <w:proofErr w:type="spellEnd"/>
-            <w:r>
-              <w:rPr>
-                <w:b/>
-                <w:bCs/>
-                <w:sz w:val="20"/>
-                <w:szCs w:val="20"/>
-                <w:lang w:val="id-ID" w:eastAsia="en-SG"/>
-              </w:rPr>
-              <w:t xml:space="preserve"> </w:t>
-            </w:r>
-            <w:proofErr w:type="spellStart"/>
-            <w:r>
-              <w:rPr>
-                <w:b/>
-                <w:bCs/>
-                <w:sz w:val="20"/>
-                <w:szCs w:val="20"/>
-                <w:lang w:val="id-ID" w:eastAsia="en-SG"/>
-              </w:rPr>
-              <w:t>Amount</w:t>
-            </w:r>
-            <w:proofErr w:type="spellEnd"/>
-            <w:r>
-              <w:rPr>
-                <w:b/>
-                <w:bCs/>
-                <w:sz w:val="20"/>
-                <w:szCs w:val="20"/>
-                <w:lang w:val="id-ID" w:eastAsia="en-SG"/>
-              </w:rPr>
-              <w:t xml:space="preserve"> </w:t>
+              <w:t xml:space="preserve">Total Guaranteed Amount </w:t>
             </w:r>
             <w:r>
               <w:rPr>
@@ -5445,28 +5479,7 @@
           <w:szCs w:val="20"/>
           <w:highlight w:val="yellow"/>
         </w:rPr>
-        <w:t>{{CREDIT TERM}}</w:t>
-      </w:r>
-      <w:r>
-        <w:rPr>
-          <w:sz w:val="20"/>
-          <w:szCs w:val="20"/>
-        </w:rPr>
-        <w:t xml:space="preserve"> </w:t>
-      </w:r>
-      <w:r>
-        <w:rPr>
-          <w:sz w:val="20"/>
-          <w:szCs w:val="20"/>
-        </w:rPr>
-        <w:t>from</w:t>
-      </w:r>
-      <w:r>
-        <w:rPr>
-          <w:sz w:val="20"/>
-          <w:szCs w:val="20"/>
-        </w:rPr>
-        <w:t xml:space="preserve"> the date of such invoice, provided that where the credit terms in such invoice requires payment to be made in less than </w:t>
+        <w:t>{{CREDIT</w:t>
       </w:r>
       <w:r>
         <w:rPr>
@@ -5476,7 +5489,78 @@
           <w:szCs w:val="20"/>
           <w:highlight w:val="yellow"/>
         </w:rPr>
-        <w:t>{{CREDIT TERM}}</w:t>
+        <w:t xml:space="preserve"> </w:t>
+      </w:r>
+      <w:r>
+        <w:rPr>
+          <w:b/>
+          <w:bCs/>
+          <w:sz w:val="20"/>
+          <w:szCs w:val="20"/>
+          <w:highlight w:val="yellow"/>
+        </w:rPr>
+        <w:t>TERM}}</w:t>
+      </w:r>
+      <w:r>
+        <w:rPr>
+          <w:sz w:val="20"/>
+          <w:szCs w:val="20"/>
+        </w:rPr>
+        <w:t xml:space="preserve"> </w:t>
+      </w:r>
+      <w:r>
+        <w:rPr>
+          <w:sz w:val="20"/>
+          <w:szCs w:val="20"/>
+        </w:rPr>
+        <w:t>from</w:t>
+      </w:r>
+      <w:r>
+        <w:rPr>
+          <w:sz w:val="20"/>
+          <w:szCs w:val="20"/>
+        </w:rPr>
+        <w:t xml:space="preserve"> the date of such invoice, provided that where the credit terms in such invoice requires payment to be made in less than </w:t>
+      </w:r>
+      <w:r>
+        <w:rPr>
+          <w:b/>
+          <w:bCs/>
+          <w:sz w:val="20"/>
+          <w:szCs w:val="20"/>
+          <w:highlight w:val="yellow"/>
+        </w:rPr>
+        <w:t>{{CREDIT</w:t>
+      </w:r>
+      <w:r>
+        <w:rPr>
+          <w:b/>
+          <w:bCs/>
+          <w:sz w:val="20"/>
+          <w:szCs w:val="20"/>
+          <w:highlight w:val="yellow"/>
+        </w:rPr>
+        <w:t xml:space="preserve"> </w:t>
+      </w:r>
+      <w:r>
+        <w:rPr>
+          <w:b/>
+          <w:bCs/>
+          <w:sz w:val="20"/>
+          <w:szCs w:val="20"/>
+          <w:highlight w:val="yellow"/>
+        </w:rPr>
+        <w:t>T</w:t>
+      </w:r>
+      <w:r>
+        <w:rPr>
+          <w:b/>
+          <w:bCs/>
+          <w:sz w:val="20"/>
+          <w:szCs w:val="20"/>
+          <w:highlight w:val="yellow"/>
+        </w:rPr>
+        <w:t>ERM}}</w:t>
       </w:r>
       <w:r>
         <w:rPr>
@@ -5574,23 +5658,7 @@
           <w:sz w:val="20"/>
           <w:szCs w:val="20"/>
         </w:rPr>
-        <w:t xml:space="preserve">.2, the LOG and all outstanding LOGs issued by Ulink Assist may be revoked immediately without notice. Counterparty acknowledges that Ulink Assist reserves its right to request for direct payment from Counterparty’s </w:t>
-      </w:r>
-      <w:proofErr w:type="spellStart"/>
-      <w:r>
-        <w:rPr>
-          <w:sz w:val="20"/>
-          <w:szCs w:val="20"/>
-        </w:rPr>
-        <w:t>authorised</w:t>
-      </w:r>
-      <w:proofErr w:type="spellEnd"/>
-      <w:r>
-        <w:rPr>
-          <w:sz w:val="20"/>
-          <w:szCs w:val="20"/>
-        </w:rPr>
-        <w:t xml:space="preserve"> client(s) if Counterparty is at any time in breach of this Agreement. </w:t>
+        <w:t xml:space="preserve">.2, the LOG and all outstanding LOGs issued by Ulink Assist may be revoked immediately without notice. Counterparty acknowledges that Ulink Assist reserves its right to request for direct payment from Counterparty’s authorised client(s) if Counterparty is at any time in breach of this Agreement. </w:t>
       </w:r>
     </w:p>
     <w:p>
@@ -5791,43 +5859,7 @@
           <w:szCs w:val="20"/>
           <w:highlight w:val="yellow"/>
         </w:rPr>
-        <w:t>{{AGREEMENT TERM}}</w:t>
-      </w:r>
-      <w:r>
-        <w:rPr>
-          <w:sz w:val="20"/>
-          <w:szCs w:val="20"/>
-        </w:rPr>
-        <w:t xml:space="preserve"> from the date of this Agreement (the “</w:t>
-      </w:r>
-      <w:r>
-        <w:rPr>
-          <w:b/>
-          <w:sz w:val="20"/>
-          <w:szCs w:val="20"/>
-        </w:rPr>
-        <w:t>Term</w:t>
-      </w:r>
-      <w:r>
-        <w:rPr>
-          <w:sz w:val="20"/>
-          <w:szCs w:val="20"/>
-        </w:rPr>
-        <w:t>”),</w:t>
-      </w:r>
-      <w:r>
-        <w:rPr>
-          <w:sz w:val="20"/>
-          <w:szCs w:val="20"/>
-        </w:rPr>
-        <w:t xml:space="preserve"> </w:t>
-      </w:r>
-      <w:r>
-        <w:rPr>
-          <w:sz w:val="20"/>
-          <w:szCs w:val="20"/>
-        </w:rPr>
-        <w:t xml:space="preserve">and shall be automatically renewed for each subsequent Term of </w:t>
+        <w:t>{{AGREEMENT</w:t>
       </w:r>
       <w:r>
         <w:rPr>
@@ -5837,7 +5869,83 @@
           <w:szCs w:val="20"/>
           <w:highlight w:val="yellow"/>
         </w:rPr>
-        <w:t>{{RENEWAL TERM}}</w:t>
+        <w:t xml:space="preserve"> </w:t>
+      </w:r>
+      <w:r>
+        <w:rPr>
+          <w:b/>
+          <w:bCs/>
+          <w:sz w:val="20"/>
+          <w:szCs w:val="20"/>
+          <w:highlight w:val="yellow"/>
+        </w:rPr>
+        <w:t>TERM}}</w:t>
+      </w:r>
+      <w:r>
+        <w:rPr>
+          <w:sz w:val="20"/>
+          <w:szCs w:val="20"/>
+        </w:rPr>
+        <w:t xml:space="preserve"> from the date of this Agreement (the “</w:t>
+      </w:r>
+      <w:r>
+        <w:rPr>
+          <w:b/>
+          <w:sz w:val="20"/>
+          <w:szCs w:val="20"/>
+        </w:rPr>
+        <w:t>Term</w:t>
+      </w:r>
+      <w:r>
+        <w:rPr>
+          <w:sz w:val="20"/>
+          <w:szCs w:val="20"/>
+        </w:rPr>
+        <w:t>”),</w:t>
+      </w:r>
+      <w:r>
+        <w:rPr>
+          <w:sz w:val="20"/>
+          <w:szCs w:val="20"/>
+        </w:rPr>
+        <w:t xml:space="preserve"> </w:t>
+      </w:r>
+      <w:r>
+        <w:rPr>
+          <w:sz w:val="20"/>
+          <w:szCs w:val="20"/>
+        </w:rPr>
+        <w:t xml:space="preserve">and shall be automatically renewed for each subsequent Term of </w:t>
+      </w:r>
+      <w:r>
+        <w:rPr>
+          <w:b/>
+          <w:bCs/>
+          <w:sz w:val="20"/>
+          <w:szCs w:val="20"/>
+          <w:highlight w:val="yellow"/>
+        </w:rPr>
+        <w:t>{{RENEWAL</w:t>
+      </w:r>
+      <w:r>
+        <w:rPr>
+          <w:b/>
+          <w:bCs/>
+          <w:sz w:val="20"/>
+          <w:szCs w:val="20"/>
+          <w:highlight w:val="yellow"/>
+        </w:rPr>
+        <w:t xml:space="preserve"> </w:t>
+      </w:r>
+      <w:r>
+        <w:rPr>
+          <w:b/>
+          <w:bCs/>
+          <w:sz w:val="20"/>
+          <w:szCs w:val="20"/>
+          <w:highlight w:val="yellow"/>
+        </w:rPr>
+        <w:t>TERM}}</w:t>
       </w:r>
       <w:r>
         <w:rPr>
@@ -5984,23 +6092,13 @@
         </w:rPr>
         <w:t xml:space="preserve">In the event of a breach by a Party to the terms of this Agreement, the defaulting Party shall be given notice of the breach or default and unless the breach or default is remedied within </w:t>
       </w:r>
-      <w:proofErr w:type="spellStart"/>
       <w:r>
         <w:rPr>
           <w:sz w:val="20"/>
           <w:szCs w:val="20"/>
           <w:lang w:val="id-ID"/>
         </w:rPr>
-        <w:t>twenty-one</w:t>
-      </w:r>
-      <w:proofErr w:type="spellEnd"/>
-      <w:r>
-        <w:rPr>
-          <w:sz w:val="20"/>
-          <w:szCs w:val="20"/>
-          <w:lang w:val="id-ID"/>
-        </w:rPr>
-        <w:t xml:space="preserve"> </w:t>
+        <w:t xml:space="preserve">twenty-one </w:t>
       </w:r>
       <w:r>
         <w:rPr>
@@ -6114,7 +6212,27 @@
           <w:szCs w:val="20"/>
           <w:highlight w:val="yellow"/>
         </w:rPr>
-        <w:t>{{TERMINATION NOTICE}}</w:t>
+        <w:t>{{TERMINATION</w:t>
+      </w:r>
+      <w:r>
+        <w:rPr>
+          <w:b/>
+          <w:bCs/>
+          <w:sz w:val="20"/>
+          <w:szCs w:val="20"/>
+          <w:highlight w:val="yellow"/>
+        </w:rPr>
+        <w:t xml:space="preserve"> </w:t>
+      </w:r>
+      <w:r>
+        <w:rPr>
+          <w:b/>
+          <w:bCs/>
+          <w:sz w:val="20"/>
+          <w:szCs w:val="20"/>
+          <w:highlight w:val="yellow"/>
+        </w:rPr>
+        <w:t>NOTICE}}</w:t>
       </w:r>
       <w:r>
         <w:rPr>
@@ -7143,21 +7261,12 @@
         </w:rPr>
         <w:t>officers, directors, employees, representatives or agents may incur or suffer as a result of or in connection with (</w:t>
       </w:r>
-      <w:proofErr w:type="spellStart"/>
-      <w:r>
-        <w:rPr>
-          <w:sz w:val="20"/>
-          <w:szCs w:val="20"/>
-        </w:rPr>
-        <w:t>i</w:t>
-      </w:r>
-      <w:proofErr w:type="spellEnd"/>
-      <w:r>
-        <w:rPr>
-          <w:sz w:val="20"/>
-          <w:szCs w:val="20"/>
-        </w:rPr>
-        <w:t>) any breach of any of the obligations, warranties or undertakings made or assumed by Counterparty under this Agreement, (ii) the performance by Ulink Assist of any of its obligations under this Agreement, and (iii) the perfection, exercise, enforcement or the preservation of any rights, power or duty under this Agreement, or any other matter arising out of or in connection with this Agreement.</w:t>
+      <w:r>
+        <w:rPr>
+          <w:sz w:val="20"/>
+          <w:szCs w:val="20"/>
+        </w:rPr>
+        <w:t>i) any breach of any of the obligations, warranties or undertakings made or assumed by Counterparty under this Agreement, (ii) the performance by Ulink Assist of any of its obligations under this Agreement, and (iii) the perfection, exercise, enforcement or the preservation of any rights, power or duty under this Agreement, or any other matter arising out of or in connection with this Agreement.</w:t>
       </w:r>
     </w:p>
     <w:p>
@@ -7787,25 +7896,7 @@
           <w:sz w:val="20"/>
           <w:szCs w:val="20"/>
         </w:rPr>
-        <w:t xml:space="preserve">in its control or possession by making reasonable security arrangements (including, where appropriate, physical, administrative, procedural and information &amp; communications technology measures) to prevent </w:t>
-      </w:r>
-      <w:proofErr w:type="spellStart"/>
-      <w:r>
-        <w:rPr>
-          <w:bCs/>
-          <w:sz w:val="20"/>
-          <w:szCs w:val="20"/>
-        </w:rPr>
-        <w:t>unauthorised</w:t>
-      </w:r>
-      <w:proofErr w:type="spellEnd"/>
-      <w:r>
-        <w:rPr>
-          <w:bCs/>
-          <w:sz w:val="20"/>
-          <w:szCs w:val="20"/>
-        </w:rPr>
-        <w:t xml:space="preserve"> or accidental access, collection, use, disclosure, copying, modification, disposal or destruction of Protected Data, or other similar risks.</w:t>
+        <w:t>in its control or possession by making reasonable security arrangements (including, where appropriate, physical, administrative, procedural and information &amp; communications technology measures) to prevent unauthorised or accidental access, collection, use, disclosure, copying, modification, disposal or destruction of Protected Data, or other similar risks.</w:t>
       </w:r>
     </w:p>
     <w:p>
@@ -9872,7 +9963,29 @@
           <w:u w:val="single"/>
         </w:rPr>
         <w:lastRenderedPageBreak/>
-        <w:t>{{CLIENT NAME}}</w:t>
+        <w:t>{{CLIENT</w:t>
+      </w:r>
+      <w:r>
+        <w:rPr>
+          <w:b/>
+          <w:bCs/>
+          <w:sz w:val="20"/>
+          <w:szCs w:val="20"/>
+          <w:highlight w:val="yellow"/>
+          <w:u w:val="single"/>
+        </w:rPr>
+        <w:t>_</w:t>
+      </w:r>
+      <w:r>
+        <w:rPr>
+          <w:b/>
+          <w:bCs/>
+          <w:sz w:val="20"/>
+          <w:szCs w:val="20"/>
+          <w:highlight w:val="yellow"/>
+          <w:u w:val="single"/>
+        </w:rPr>
+        <w:t>NAME}}</w:t>
       </w:r>
     </w:p>
     <w:p>
@@ -9998,7 +10111,27 @@
           <w:szCs w:val="20"/>
           <w:highlight w:val="yellow"/>
         </w:rPr>
-        <w:t>{{KEY CONTACT NUMBER}}</w:t>
+        <w:t>{{CONTACT</w:t>
+      </w:r>
+      <w:r>
+        <w:rPr>
+          <w:b/>
+          <w:bCs/>
+          <w:sz w:val="20"/>
+          <w:szCs w:val="20"/>
+          <w:highlight w:val="yellow"/>
+        </w:rPr>
+        <w:t xml:space="preserve"> </w:t>
+      </w:r>
+      <w:r>
+        <w:rPr>
+          <w:b/>
+          <w:bCs/>
+          <w:sz w:val="20"/>
+          <w:szCs w:val="20"/>
+          <w:highlight w:val="yellow"/>
+        </w:rPr>
+        <w:t>NUMBER}}</w:t>
       </w:r>
     </w:p>
     <w:p>
@@ -10057,7 +10190,27 @@
           <w:szCs w:val="20"/>
           <w:highlight w:val="yellow"/>
         </w:rPr>
-        <w:t>{{KEY CONTACT EMAIL}}</w:t>
+        <w:t>{{CONTACT</w:t>
+      </w:r>
+      <w:r>
+        <w:rPr>
+          <w:b/>
+          <w:bCs/>
+          <w:sz w:val="20"/>
+          <w:szCs w:val="20"/>
+          <w:highlight w:val="yellow"/>
+        </w:rPr>
+        <w:t xml:space="preserve"> </w:t>
+      </w:r>
+      <w:r>
+        <w:rPr>
+          <w:b/>
+          <w:bCs/>
+          <w:sz w:val="20"/>
+          <w:szCs w:val="20"/>
+          <w:highlight w:val="yellow"/>
+        </w:rPr>
+        <w:t>EMAIL}}</w:t>
       </w:r>
     </w:p>
     <w:p>
@@ -10116,7 +10269,27 @@
           <w:szCs w:val="20"/>
           <w:highlight w:val="yellow"/>
         </w:rPr>
-        <w:t>{{KEY CONTACT NAME}}</w:t>
+        <w:t>{{CONTACT</w:t>
+      </w:r>
+      <w:r>
+        <w:rPr>
+          <w:b/>
+          <w:bCs/>
+          <w:sz w:val="20"/>
+          <w:szCs w:val="20"/>
+          <w:highlight w:val="yellow"/>
+        </w:rPr>
+        <w:t xml:space="preserve"> </w:t>
+      </w:r>
+      <w:r>
+        <w:rPr>
+          <w:b/>
+          <w:bCs/>
+          <w:sz w:val="20"/>
+          <w:szCs w:val="20"/>
+          <w:highlight w:val="yellow"/>
+        </w:rPr>
+        <w:t>NAME}}</w:t>
       </w:r>
     </w:p>
     <w:p>
@@ -10346,7 +10519,27 @@
           <w:szCs w:val="20"/>
           <w:highlight w:val="yellow"/>
         </w:rPr>
-        <w:t>{{CREDIT TERM}}</w:t>
+        <w:t>{{CREDIT</w:t>
+      </w:r>
+      <w:r>
+        <w:rPr>
+          <w:b/>
+          <w:bCs/>
+          <w:sz w:val="20"/>
+          <w:szCs w:val="20"/>
+          <w:highlight w:val="yellow"/>
+        </w:rPr>
+        <w:t xml:space="preserve"> </w:t>
+      </w:r>
+      <w:r>
+        <w:rPr>
+          <w:b/>
+          <w:bCs/>
+          <w:sz w:val="20"/>
+          <w:szCs w:val="20"/>
+          <w:highlight w:val="yellow"/>
+        </w:rPr>
+        <w:t>TERM}}</w:t>
       </w:r>
       <w:r>
         <w:rPr>
@@ -12015,23 +12208,7 @@
           <w:sz w:val="20"/>
           <w:szCs w:val="20"/>
         </w:rPr>
-        <w:t>Full name and medical specialty(</w:t>
-      </w:r>
-      <w:proofErr w:type="spellStart"/>
-      <w:r>
-        <w:rPr>
-          <w:sz w:val="20"/>
-          <w:szCs w:val="20"/>
-        </w:rPr>
-        <w:t>ies</w:t>
-      </w:r>
-      <w:proofErr w:type="spellEnd"/>
-      <w:r>
-        <w:rPr>
-          <w:sz w:val="20"/>
-          <w:szCs w:val="20"/>
-        </w:rPr>
-        <w:t>) of the doctor providing treatment.</w:t>
+        <w:t>Full name and medical specialty(ies) of the doctor providing treatment.</w:t>
       </w:r>
     </w:p>
     <w:p>
@@ -19025,17 +19202,8 @@
                 <w:sz w:val="18"/>
                 <w:szCs w:val="18"/>
               </w:rPr>
-              <w:t xml:space="preserve">Airport to hospital within KL/Selangor - </w:t>
+              <w:t>Airport to hospital within KL/Selangor - Vellfire</w:t>
             </w:r>
-            <w:proofErr w:type="spellStart"/>
-            <w:r>
-              <w:rPr>
-                <w:sz w:val="18"/>
-                <w:szCs w:val="18"/>
-              </w:rPr>
-              <w:t>Vellfire</w:t>
-            </w:r>
-            <w:proofErr w:type="spellEnd"/>
           </w:p>
         </w:tc>
         <w:tc>
@@ -19246,17 +19414,8 @@
                 <w:sz w:val="18"/>
                 <w:szCs w:val="18"/>
               </w:rPr>
-              <w:t xml:space="preserve">Hospital or hotel within KL/Selangor area to airport - </w:t>
+              <w:t>Hospital or hotel within KL/Selangor area to airport - Vellfire</w:t>
             </w:r>
-            <w:proofErr w:type="spellStart"/>
-            <w:r>
-              <w:rPr>
-                <w:sz w:val="18"/>
-                <w:szCs w:val="18"/>
-              </w:rPr>
-              <w:t>Vellfire</w:t>
-            </w:r>
-            <w:proofErr w:type="spellEnd"/>
           </w:p>
         </w:tc>
         <w:tc>
@@ -19467,17 +19626,8 @@
                 <w:sz w:val="18"/>
                 <w:szCs w:val="18"/>
               </w:rPr>
-              <w:t xml:space="preserve">Sightseeing within KL - (8 hours) Sightseeing - </w:t>
+              <w:t>Sightseeing within KL - (8 hours) Sightseeing - Vellfire</w:t>
             </w:r>
-            <w:proofErr w:type="spellStart"/>
-            <w:r>
-              <w:rPr>
-                <w:sz w:val="18"/>
-                <w:szCs w:val="18"/>
-              </w:rPr>
-              <w:t>Vellfire</w:t>
-            </w:r>
-            <w:proofErr w:type="spellEnd"/>
           </w:p>
         </w:tc>
         <w:tc>
@@ -19885,23 +20035,7 @@
                 <w:sz w:val="18"/>
                 <w:szCs w:val="18"/>
               </w:rPr>
-              <w:t xml:space="preserve">2 Hotel or serviced apartment reservations at </w:t>
-            </w:r>
-            <w:proofErr w:type="spellStart"/>
-            <w:r>
-              <w:rPr>
-                <w:sz w:val="18"/>
-                <w:szCs w:val="18"/>
-              </w:rPr>
-              <w:t>Ulink's</w:t>
-            </w:r>
-            <w:proofErr w:type="spellEnd"/>
-            <w:r>
-              <w:rPr>
-                <w:sz w:val="18"/>
-                <w:szCs w:val="18"/>
-              </w:rPr>
-              <w:t xml:space="preserve"> preferred corporate rates</w:t>
+              <w:t>2 Hotel or serviced apartment reservations at Ulink's preferred corporate rates</w:t>
             </w:r>
           </w:p>
         </w:tc>
@@ -20250,17 +20384,8 @@
                 <w:sz w:val="18"/>
                 <w:szCs w:val="18"/>
               </w:rPr>
-              <w:t xml:space="preserve">Patient accompaniment (Indonesian) - Penang - Office Hour - 9.00 - 17.00 - Minimum of 2 </w:t>
+              <w:t>Patient accompaniment (Indonesian) - Penang - Office Hour - 9.00 - 17.00 - Minimum of 2 hrs</w:t>
             </w:r>
-            <w:proofErr w:type="spellStart"/>
-            <w:r>
-              <w:rPr>
-                <w:sz w:val="18"/>
-                <w:szCs w:val="18"/>
-              </w:rPr>
-              <w:t>hrs</w:t>
-            </w:r>
-            <w:proofErr w:type="spellEnd"/>
           </w:p>
         </w:tc>
         <w:tc>
@@ -20368,17 +20493,8 @@
                 <w:sz w:val="18"/>
                 <w:szCs w:val="18"/>
               </w:rPr>
-              <w:t xml:space="preserve">Patient accompaniment (Indonesian) - Penang - Non - Office Hour - other than 9.00 - 17.00 - Minimum of 2 </w:t>
+              <w:t>Patient accompaniment (Indonesian) - Penang - Non - Office Hour - other than 9.00 - 17.00 - Minimum of 2 hrs</w:t>
             </w:r>
-            <w:proofErr w:type="spellStart"/>
-            <w:r>
-              <w:rPr>
-                <w:sz w:val="18"/>
-                <w:szCs w:val="18"/>
-              </w:rPr>
-              <w:t>hrs</w:t>
-            </w:r>
-            <w:proofErr w:type="spellEnd"/>
           </w:p>
         </w:tc>
         <w:tc>
@@ -20486,17 +20602,8 @@
                 <w:sz w:val="18"/>
                 <w:szCs w:val="18"/>
               </w:rPr>
-              <w:t xml:space="preserve">Patient accompaniment (Malaysian) - KL - Office Hour - 9.00 - 17.00 - Minimum of 2 </w:t>
+              <w:t>Patient accompaniment (Malaysian) - KL - Office Hour - 9.00 - 17.00 - Minimum of 2 hrs</w:t>
             </w:r>
-            <w:proofErr w:type="spellStart"/>
-            <w:r>
-              <w:rPr>
-                <w:sz w:val="18"/>
-                <w:szCs w:val="18"/>
-              </w:rPr>
-              <w:t>hrs</w:t>
-            </w:r>
-            <w:proofErr w:type="spellEnd"/>
           </w:p>
         </w:tc>
         <w:tc>
@@ -20602,17 +20709,8 @@
                 <w:sz w:val="18"/>
                 <w:szCs w:val="18"/>
               </w:rPr>
-              <w:t xml:space="preserve">Patient accompaniment (Malaysian) - KL - Non - Office Hour - other than 9.00 - 17.00 - Minimum of 2 </w:t>
+              <w:t>Patient accompaniment (Malaysian) - KL - Non - Office Hour - other than 9.00 - 17.00 - Minimum of 2 hrs</w:t>
             </w:r>
-            <w:proofErr w:type="spellStart"/>
-            <w:r>
-              <w:rPr>
-                <w:sz w:val="18"/>
-                <w:szCs w:val="18"/>
-              </w:rPr>
-              <w:t>hrs</w:t>
-            </w:r>
-            <w:proofErr w:type="spellEnd"/>
           </w:p>
         </w:tc>
         <w:tc>
@@ -22608,23 +22706,7 @@
           <w:sz w:val="18"/>
           <w:szCs w:val="18"/>
         </w:rPr>
-        <w:t xml:space="preserve">With this GOP, the Company hereby undertakes to make payment, to Ulink Assist, for the medical and </w:t>
-      </w:r>
-      <w:proofErr w:type="spellStart"/>
-      <w:r>
-        <w:rPr>
-          <w:sz w:val="18"/>
-          <w:szCs w:val="18"/>
-        </w:rPr>
-        <w:t>hospitalisation</w:t>
-      </w:r>
-      <w:proofErr w:type="spellEnd"/>
-      <w:r>
-        <w:rPr>
-          <w:sz w:val="18"/>
-          <w:szCs w:val="18"/>
-        </w:rPr>
-        <w:t xml:space="preserve"> costs (the “Medical Charges”) incurred at the Provider by the following patient (the “Patient”):</w:t>
+        <w:t>With this GOP, the Company hereby undertakes to make payment, to Ulink Assist, for the medical and hospitalisation costs (the “Medical Charges”) incurred at the Provider by the following patient (the “Patient”):</w:t>
       </w:r>
     </w:p>
     <w:p>
@@ -23172,39 +23254,7 @@
           <w:sz w:val="18"/>
           <w:szCs w:val="18"/>
         </w:rPr>
-        <w:t xml:space="preserve">Coverage exclusions are as follows (please add/delete accordingly): Non-medical expenses such as video rental, medical aids </w:t>
-      </w:r>
-      <w:proofErr w:type="spellStart"/>
-      <w:r>
-        <w:rPr>
-          <w:sz w:val="18"/>
-          <w:szCs w:val="18"/>
-        </w:rPr>
-        <w:t>eg</w:t>
-      </w:r>
-      <w:proofErr w:type="spellEnd"/>
-      <w:r>
-        <w:rPr>
-          <w:sz w:val="18"/>
-          <w:szCs w:val="18"/>
-        </w:rPr>
-        <w:t xml:space="preserve">: crutches / lumbar corset / neck brace; additional meals; lodger’s accommodation/meals; OTC drugs; telephone costs; incidentals  </w:t>
-      </w:r>
-      <w:proofErr w:type="spellStart"/>
-      <w:r>
-        <w:rPr>
-          <w:sz w:val="18"/>
-          <w:szCs w:val="18"/>
-        </w:rPr>
-        <w:t>eg</w:t>
-      </w:r>
-      <w:proofErr w:type="spellEnd"/>
-      <w:r>
-        <w:rPr>
-          <w:sz w:val="18"/>
-          <w:szCs w:val="18"/>
-        </w:rPr>
-        <w:t>: tissue and wet wipes / cup with lid used in ICU; and follow-up outpatient treatment. Additional exclusions: ________________________</w:t>
+        <w:t>Coverage exclusions are as follows (please add/delete accordingly): Non-medical expenses such as video rental, medical aids eg: crutches / lumbar corset / neck brace; additional meals; lodger’s accommodation/meals; OTC drugs; telephone costs; incidentals  eg: tissue and wet wipes / cup with lid used in ICU; and follow-up outpatient treatment. Additional exclusions: ________________________</w:t>
       </w:r>
     </w:p>
     <w:p>
@@ -23283,7 +23333,25 @@
           <w:szCs w:val="18"/>
           <w:highlight w:val="yellow"/>
         </w:rPr>
-        <w:t>{{CREDIT TERM}}</w:t>
+        <w:t>{{CREDIT</w:t>
+      </w:r>
+      <w:r>
+        <w:rPr>
+          <w:b/>
+          <w:sz w:val="18"/>
+          <w:szCs w:val="18"/>
+          <w:highlight w:val="yellow"/>
+        </w:rPr>
+        <w:t xml:space="preserve"> </w:t>
+      </w:r>
+      <w:r>
+        <w:rPr>
+          <w:b/>
+          <w:sz w:val="18"/>
+          <w:szCs w:val="18"/>
+          <w:highlight w:val="yellow"/>
+        </w:rPr>
+        <w:t>TERM}}</w:t>
       </w:r>
       <w:r>
         <w:rPr>
@@ -23609,79 +23677,43 @@
           <w:szCs w:val="20"/>
           <w:lang w:eastAsia="ja-JP"/>
         </w:rPr>
-        <w:t xml:space="preserve">Name of </w:t>
-      </w:r>
-      <w:proofErr w:type="spellStart"/>
+        <w:t>Name of authorised signatory: Tan Chien-</w:t>
+      </w:r>
       <w:r>
         <w:rPr>
           <w:sz w:val="20"/>
           <w:szCs w:val="20"/>
           <w:lang w:eastAsia="ja-JP"/>
         </w:rPr>
-        <w:t>authorised</w:t>
-      </w:r>
-      <w:proofErr w:type="spellEnd"/>
+        <w:t>W</w:t>
+      </w:r>
       <w:r>
         <w:rPr>
           <w:sz w:val="20"/>
           <w:szCs w:val="20"/>
           <w:lang w:eastAsia="ja-JP"/>
         </w:rPr>
-        <w:t xml:space="preserve"> signatory: Tan Chien-</w:t>
-      </w:r>
-      <w:r>
+        <w:t>ei</w:t>
+      </w:r>
+    </w:p>
+    <w:p>
+      <w:pPr>
+        <w:tabs>
+          <w:tab w:val="left" w:pos="4680"/>
+        </w:tabs>
         <w:rPr>
           <w:sz w:val="20"/>
           <w:szCs w:val="20"/>
           <w:lang w:eastAsia="ja-JP"/>
         </w:rPr>
-        <w:t>W</w:t>
-      </w:r>
+      </w:pPr>
       <w:r>
         <w:rPr>
           <w:sz w:val="20"/>
           <w:szCs w:val="20"/>
           <w:lang w:eastAsia="ja-JP"/>
         </w:rPr>
-        <w:t>ei</w:t>
-      </w:r>
-    </w:p>
-    <w:p>
-      <w:pPr>
-        <w:tabs>
-          <w:tab w:val="left" w:pos="4680"/>
-        </w:tabs>
-        <w:rPr>
-          <w:sz w:val="20"/>
-          <w:szCs w:val="20"/>
-          <w:lang w:eastAsia="ja-JP"/>
-        </w:rPr>
-      </w:pPr>
-      <w:r>
-        <w:rPr>
-          <w:sz w:val="20"/>
-          <w:szCs w:val="20"/>
-          <w:lang w:eastAsia="ja-JP"/>
-        </w:rPr>
-        <w:t xml:space="preserve">Position of </w:t>
-      </w:r>
-      <w:proofErr w:type="spellStart"/>
-      <w:r>
-        <w:rPr>
-          <w:sz w:val="20"/>
-          <w:szCs w:val="20"/>
-          <w:lang w:eastAsia="ja-JP"/>
-        </w:rPr>
-        <w:t>authorised</w:t>
-      </w:r>
-      <w:proofErr w:type="spellEnd"/>
-      <w:r>
-        <w:rPr>
-          <w:sz w:val="20"/>
-          <w:szCs w:val="20"/>
-          <w:lang w:eastAsia="ja-JP"/>
-        </w:rPr>
-        <w:t xml:space="preserve"> signatory: Director</w:t>
+        <w:t>Position of authorised signatory: Director</w:t>
       </w:r>
     </w:p>
     <w:p>
@@ -23714,176 +23746,80 @@
           <w:highlight w:val="yellow"/>
           <w:lang w:eastAsia="ja-JP"/>
         </w:rPr>
-        <w:t>{{CURRENT DATE}}</w:t>
-      </w:r>
-    </w:p>
-    <w:p>
-      <w:pPr>
-        <w:tabs>
-          <w:tab w:val="left" w:pos="4680"/>
-        </w:tabs>
-        <w:rPr>
-          <w:sz w:val="20"/>
-          <w:szCs w:val="20"/>
-          <w:lang w:eastAsia="ja-JP"/>
-        </w:rPr>
-      </w:pPr>
-    </w:p>
-    <w:p>
-      <w:pPr>
-        <w:tabs>
-          <w:tab w:val="left" w:pos="4680"/>
-        </w:tabs>
-        <w:jc w:val="both"/>
-        <w:rPr>
+        <w:t>{{CURRENT</w:t>
+      </w:r>
+      <w:r>
+        <w:rPr>
+          <w:b/>
+          <w:bCs/>
           <w:sz w:val="20"/>
           <w:szCs w:val="20"/>
           <w:highlight w:val="yellow"/>
           <w:lang w:eastAsia="ja-JP"/>
         </w:rPr>
-      </w:pPr>
-    </w:p>
-    <w:p>
-      <w:pPr>
-        <w:tabs>
-          <w:tab w:val="left" w:pos="4680"/>
-        </w:tabs>
-        <w:jc w:val="both"/>
+        <w:t xml:space="preserve"> </w:t>
+      </w:r>
+      <w:r>
         <w:rPr>
           <w:b/>
           <w:bCs/>
           <w:sz w:val="20"/>
           <w:szCs w:val="20"/>
-        </w:rPr>
-      </w:pPr>
-      <w:r>
+          <w:highlight w:val="yellow"/>
+          <w:lang w:eastAsia="ja-JP"/>
+        </w:rPr>
+        <w:t>DATE}}</w:t>
+      </w:r>
+    </w:p>
+    <w:p>
+      <w:pPr>
+        <w:tabs>
+          <w:tab w:val="left" w:pos="4680"/>
+        </w:tabs>
+        <w:rPr>
+          <w:sz w:val="20"/>
+          <w:szCs w:val="20"/>
+          <w:lang w:eastAsia="ja-JP"/>
+        </w:rPr>
+      </w:pPr>
+    </w:p>
+    <w:p>
+      <w:pPr>
+        <w:tabs>
+          <w:tab w:val="left" w:pos="4680"/>
+        </w:tabs>
+        <w:jc w:val="both"/>
+        <w:rPr>
+          <w:sz w:val="20"/>
+          <w:szCs w:val="20"/>
+          <w:highlight w:val="yellow"/>
+          <w:lang w:eastAsia="ja-JP"/>
+        </w:rPr>
+      </w:pPr>
+    </w:p>
+    <w:p>
+      <w:pPr>
+        <w:tabs>
+          <w:tab w:val="left" w:pos="4680"/>
+        </w:tabs>
+        <w:jc w:val="both"/>
         <w:rPr>
           <w:b/>
           <w:bCs/>
           <w:sz w:val="20"/>
           <w:szCs w:val="20"/>
+        </w:rPr>
+      </w:pPr>
+      <w:r>
+        <w:rPr>
+          <w:b/>
+          <w:bCs/>
+          <w:sz w:val="20"/>
+          <w:szCs w:val="20"/>
           <w:highlight w:val="yellow"/>
           <w:lang w:eastAsia="ja-JP"/>
         </w:rPr>
-        <w:t>{{CLIENT NAME}}</w:t>
-      </w:r>
-    </w:p>
-    <w:p>
-      <w:pPr>
-        <w:tabs>
-          <w:tab w:val="left" w:pos="4680"/>
-        </w:tabs>
-        <w:rPr>
-          <w:sz w:val="20"/>
-          <w:szCs w:val="20"/>
-          <w:lang w:eastAsia="ja-JP"/>
-        </w:rPr>
-      </w:pPr>
-    </w:p>
-    <w:p>
-      <w:pPr>
-        <w:tabs>
-          <w:tab w:val="left" w:pos="4680"/>
-        </w:tabs>
-        <w:rPr>
-          <w:sz w:val="20"/>
-          <w:szCs w:val="20"/>
-          <w:lang w:eastAsia="ja-JP"/>
-        </w:rPr>
-      </w:pPr>
-    </w:p>
-    <w:p>
-      <w:pPr>
-        <w:tabs>
-          <w:tab w:val="left" w:pos="4680"/>
-        </w:tabs>
-        <w:rPr>
-          <w:sz w:val="20"/>
-          <w:szCs w:val="20"/>
-          <w:lang w:eastAsia="ja-JP"/>
-        </w:rPr>
-      </w:pPr>
-    </w:p>
-    <w:p>
-      <w:pPr>
-        <w:tabs>
-          <w:tab w:val="left" w:pos="4680"/>
-        </w:tabs>
-        <w:rPr>
-          <w:sz w:val="20"/>
-          <w:szCs w:val="20"/>
-          <w:lang w:eastAsia="ja-JP"/>
-        </w:rPr>
-      </w:pPr>
-    </w:p>
-    <w:p>
-      <w:pPr>
-        <w:tabs>
-          <w:tab w:val="left" w:pos="4680"/>
-        </w:tabs>
-        <w:rPr>
-          <w:sz w:val="20"/>
-          <w:szCs w:val="20"/>
-          <w:lang w:eastAsia="ja-JP"/>
-        </w:rPr>
-      </w:pPr>
-    </w:p>
-    <w:p>
-      <w:pPr>
-        <w:tabs>
-          <w:tab w:val="left" w:pos="4680"/>
-        </w:tabs>
-        <w:rPr>
-          <w:sz w:val="20"/>
-          <w:szCs w:val="20"/>
-          <w:lang w:eastAsia="ja-JP"/>
-        </w:rPr>
-      </w:pPr>
-      <w:r>
-        <w:rPr>
-          <w:sz w:val="20"/>
-          <w:szCs w:val="20"/>
-          <w:lang w:eastAsia="ja-JP"/>
-        </w:rPr>
-        <w:t>____________________________________</w:t>
-      </w:r>
-    </w:p>
-    <w:p>
-      <w:pPr>
-        <w:tabs>
-          <w:tab w:val="left" w:pos="4680"/>
-        </w:tabs>
-        <w:rPr>
-          <w:sz w:val="20"/>
-          <w:szCs w:val="20"/>
-          <w:lang w:eastAsia="ja-JP"/>
-        </w:rPr>
-      </w:pPr>
-      <w:r>
-        <w:rPr>
-          <w:sz w:val="20"/>
-          <w:szCs w:val="20"/>
-          <w:lang w:eastAsia="ja-JP"/>
-        </w:rPr>
-        <w:t xml:space="preserve">Name of </w:t>
-      </w:r>
-      <w:proofErr w:type="spellStart"/>
-      <w:r>
-        <w:rPr>
-          <w:sz w:val="20"/>
-          <w:szCs w:val="20"/>
-          <w:lang w:eastAsia="ja-JP"/>
-        </w:rPr>
-        <w:t>authorised</w:t>
-      </w:r>
-      <w:proofErr w:type="spellEnd"/>
-      <w:r>
-        <w:rPr>
-          <w:sz w:val="20"/>
-          <w:szCs w:val="20"/>
-          <w:lang w:eastAsia="ja-JP"/>
-        </w:rPr>
-        <w:t xml:space="preserve"> signatory: </w:t>
+        <w:t>{{CLIENT</w:t>
       </w:r>
       <w:r>
         <w:rPr>
@@ -23894,6 +23830,128 @@
           <w:highlight w:val="yellow"/>
           <w:lang w:eastAsia="ja-JP"/>
         </w:rPr>
+        <w:t xml:space="preserve"> </w:t>
+      </w:r>
+      <w:r>
+        <w:rPr>
+          <w:b/>
+          <w:bCs/>
+          <w:sz w:val="20"/>
+          <w:szCs w:val="20"/>
+          <w:highlight w:val="yellow"/>
+          <w:lang w:eastAsia="ja-JP"/>
+        </w:rPr>
+        <w:t>NAME}}</w:t>
+      </w:r>
+    </w:p>
+    <w:p>
+      <w:pPr>
+        <w:tabs>
+          <w:tab w:val="left" w:pos="4680"/>
+        </w:tabs>
+        <w:rPr>
+          <w:sz w:val="20"/>
+          <w:szCs w:val="20"/>
+          <w:lang w:eastAsia="ja-JP"/>
+        </w:rPr>
+      </w:pPr>
+    </w:p>
+    <w:p>
+      <w:pPr>
+        <w:tabs>
+          <w:tab w:val="left" w:pos="4680"/>
+        </w:tabs>
+        <w:rPr>
+          <w:sz w:val="20"/>
+          <w:szCs w:val="20"/>
+          <w:lang w:eastAsia="ja-JP"/>
+        </w:rPr>
+      </w:pPr>
+    </w:p>
+    <w:p>
+      <w:pPr>
+        <w:tabs>
+          <w:tab w:val="left" w:pos="4680"/>
+        </w:tabs>
+        <w:rPr>
+          <w:sz w:val="20"/>
+          <w:szCs w:val="20"/>
+          <w:lang w:eastAsia="ja-JP"/>
+        </w:rPr>
+      </w:pPr>
+    </w:p>
+    <w:p>
+      <w:pPr>
+        <w:tabs>
+          <w:tab w:val="left" w:pos="4680"/>
+        </w:tabs>
+        <w:rPr>
+          <w:sz w:val="20"/>
+          <w:szCs w:val="20"/>
+          <w:lang w:eastAsia="ja-JP"/>
+        </w:rPr>
+      </w:pPr>
+    </w:p>
+    <w:p>
+      <w:pPr>
+        <w:tabs>
+          <w:tab w:val="left" w:pos="4680"/>
+        </w:tabs>
+        <w:rPr>
+          <w:sz w:val="20"/>
+          <w:szCs w:val="20"/>
+          <w:lang w:eastAsia="ja-JP"/>
+        </w:rPr>
+      </w:pPr>
+    </w:p>
+    <w:p>
+      <w:pPr>
+        <w:tabs>
+          <w:tab w:val="left" w:pos="4680"/>
+        </w:tabs>
+        <w:rPr>
+          <w:sz w:val="20"/>
+          <w:szCs w:val="20"/>
+          <w:lang w:eastAsia="ja-JP"/>
+        </w:rPr>
+      </w:pPr>
+      <w:r>
+        <w:rPr>
+          <w:sz w:val="20"/>
+          <w:szCs w:val="20"/>
+          <w:lang w:eastAsia="ja-JP"/>
+        </w:rPr>
+        <w:t>____________________________________</w:t>
+      </w:r>
+    </w:p>
+    <w:p>
+      <w:pPr>
+        <w:tabs>
+          <w:tab w:val="left" w:pos="4680"/>
+        </w:tabs>
+        <w:rPr>
+          <w:sz w:val="20"/>
+          <w:szCs w:val="20"/>
+          <w:lang w:eastAsia="ja-JP"/>
+        </w:rPr>
+      </w:pPr>
+      <w:r>
+        <w:rPr>
+          <w:sz w:val="20"/>
+          <w:szCs w:val="20"/>
+          <w:lang w:eastAsia="ja-JP"/>
+        </w:rPr>
+        <w:t xml:space="preserve">Name of authorised signatory: </w:t>
+      </w:r>
+      <w:r>
+        <w:rPr>
+          <w:b/>
+          <w:bCs/>
+          <w:sz w:val="20"/>
+          <w:szCs w:val="20"/>
+          <w:highlight w:val="yellow"/>
+          <w:lang w:eastAsia="ja-JP"/>
+        </w:rPr>
         <w:t>&lt;X&gt;</w:t>
       </w:r>
     </w:p>
@@ -23914,25 +23972,7 @@
           <w:szCs w:val="20"/>
           <w:lang w:eastAsia="ja-JP"/>
         </w:rPr>
-        <w:t xml:space="preserve">Position of </w:t>
-      </w:r>
-      <w:proofErr w:type="spellStart"/>
-      <w:r>
-        <w:rPr>
-          <w:sz w:val="20"/>
-          <w:szCs w:val="20"/>
-          <w:lang w:eastAsia="ja-JP"/>
-        </w:rPr>
-        <w:t>authorised</w:t>
-      </w:r>
-      <w:proofErr w:type="spellEnd"/>
-      <w:r>
-        <w:rPr>
-          <w:sz w:val="20"/>
-          <w:szCs w:val="20"/>
-          <w:lang w:eastAsia="ja-JP"/>
-        </w:rPr>
-        <w:t xml:space="preserve"> signatory:</w:t>
+        <w:t>Position of authorised signatory:</w:t>
       </w:r>
       <w:r>
         <w:rPr>
